--- a/STARLAB_Unit_3/Teaching Guides/Week_07_Revising Methods and Data Collection Tools.docx
+++ b/STARLAB_Unit_3/Teaching Guides/Week_07_Revising Methods and Data Collection Tools.docx
@@ -208,6 +208,12 @@
           <w:rtl w:val="0"/>
         </w:rPr>
         <w:t xml:space="preserve">Teacher Materials</w:t>
+      </w:r>
+    </w:p>
+    <w:p>
+      <w:pPr/>
+      <w:r>
+        <w:t>Deck Use: No New Deck; Revisit / Reference - Deck 8: Troubleshooting and Responsible Project Pivots</w:t>
       </w:r>
     </w:p>
     <w:p>

--- a/STARLAB_Unit_3/Teaching Guides/Week_07_Revising Methods and Data Collection Tools.docx
+++ b/STARLAB_Unit_3/Teaching Guides/Week_07_Revising Methods and Data Collection Tools.docx
@@ -4,37 +4,63 @@
   <w:body>
     <w:p>
       <w:pPr>
-        <w:pStyle w:val="Heading1"/>
-        <w:keepNext w:val="0"/>
-        <w:keepLines w:val="0"/>
-        <w:spacing w:before="480" w:lineRule="auto"/>
-        <w:rPr>
-          <w:b w:val="1"/>
-          <w:bCs w:val="1"/>
-          <w:sz w:val="46"/>
-          <w:szCs w:val="46"/>
-        </w:rPr>
-      </w:pPr>
-      <w:bookmarkStart w:colFirst="0" w:colLast="0" w:name="_539umalh91z6" w:id="36"/>
-      <w:bookmarkEnd w:id="36"/>
+        <w:pStyle w:val="STARLABBrand"/>
+        <w:keepNext/>
+        <w:widowControl/>
+        <w:spacing w:before="0" w:after="40" w:line="240" w:lineRule="auto"/>
+      </w:pPr>
       <w:r>
         <w:rPr>
-          <w:b w:val="1"/>
-          <w:bCs w:val="1"/>
-          <w:sz w:val="46"/>
-          <w:szCs w:val="46"/>
-          <w:rtl w:val="0"/>
+          <w:rFonts w:ascii="Arial" w:hAnsi="Arial"/>
+          <w:b/>
+          <w:color w:val="E31B23"/>
         </w:rPr>
-        <w:t xml:space="preserve">Week 7: Revising Methods and Data Collection Tools</w:t>
+        <w:t>STARLAB</w:t>
       </w:r>
     </w:p>
     <w:p>
       <w:pPr>
+        <w:pStyle w:val="STARLABWeekTitle"/>
+        <w:keepNext/>
+        <w:widowControl/>
+        <w:spacing w:before="0" w:after="80" w:line="240" w:lineRule="auto"/>
+      </w:pPr>
+      <w:r>
+        <w:rPr>
+          <w:rFonts w:ascii="Arial" w:hAnsi="Arial"/>
+          <w:b/>
+          <w:color w:val="111111"/>
+        </w:rPr>
+        <w:t>Week 7: Revising Methods and Data Collection Tools</w:t>
+      </w:r>
+    </w:p>
+    <w:p>
+      <w:pPr>
+        <w:pStyle w:val="STARLABGuideSubtitle"/>
+        <w:keepNext/>
+        <w:widowControl/>
+        <w:pBdr>
+          <w:bottom w:val="single" w:sz="14" w:space="5" w:color="E31B23"/>
+        </w:pBdr>
+        <w:spacing w:before="0" w:after="260" w:line="240" w:lineRule="auto"/>
+      </w:pPr>
+      <w:r>
+        <w:rPr>
+          <w:rFonts w:ascii="Arial" w:hAnsi="Arial"/>
+          <w:color w:val="555555"/>
+        </w:rPr>
+        <w:t>STARLAB Unit 3 Teaching Guide</w:t>
+      </w:r>
+    </w:p>
+    <w:p>
+      <w:pPr>
         <w:pStyle w:val="Heading2"/>
-        <w:keepNext w:val="0"/>
+        <w:keepNext/>
         <w:keepLines w:val="0"/>
-        <w:spacing w:after="80" w:lineRule="auto"/>
+        <w:widowControl/>
+        <w:spacing w:after="80" w:lineRule="auto" w:before="220" w:line="240"/>
         <w:rPr>
+          <w:rFonts w:ascii="Arial" w:hAnsi="Arial" w:eastAsia="Arial" w:cs="Arial"/>
           <w:b w:val="1"/>
           <w:bCs w:val="1"/>
           <w:sz w:val="34"/>
@@ -45,8 +71,10 @@
       <w:bookmarkEnd w:id="37"/>
       <w:r>
         <w:rPr>
-          <w:b w:val="1"/>
+          <w:rFonts w:ascii="Arial" w:hAnsi="Arial" w:eastAsia="Arial" w:cs="Arial"/>
+          <w:b/>
           <w:bCs w:val="1"/>
+          <w:color w:val="E31B23"/>
           <w:sz w:val="34"/>
           <w:szCs w:val="34"/>
           <w:rtl w:val="0"/>
@@ -56,11 +84,17 @@
     </w:p>
     <w:p>
       <w:pPr>
-        <w:spacing w:after="240" w:before="240" w:lineRule="auto"/>
-        <w:rPr/>
+        <w:keepNext w:val="0"/>
+        <w:widowControl/>
+        <w:spacing w:after="80" w:before="0" w:lineRule="auto" w:line="252"/>
+        <w:rPr>
+          <w:rFonts w:ascii="Arial" w:hAnsi="Arial" w:eastAsia="Arial" w:cs="Arial"/>
+        </w:rPr>
       </w:pPr>
       <w:r>
         <w:rPr>
+          <w:rFonts w:ascii="Arial" w:hAnsi="Arial" w:eastAsia="Arial" w:cs="Arial"/>
+          <w:color w:val="111111"/>
           <w:rtl w:val="0"/>
         </w:rPr>
         <w:t xml:space="preserve">Week 7 is the bridge between pilot testing and systematic data collection. Students should revise their procedures, improve their data tables, clarify variables or testing conditions, and confirm that they can collect usable data safely and consistently.</w:t>
@@ -69,10 +103,12 @@
     <w:p>
       <w:pPr>
         <w:pStyle w:val="Heading2"/>
-        <w:keepNext w:val="0"/>
+        <w:keepNext/>
         <w:keepLines w:val="0"/>
-        <w:spacing w:after="80" w:lineRule="auto"/>
+        <w:widowControl/>
+        <w:spacing w:after="80" w:lineRule="auto" w:before="220" w:line="240"/>
         <w:rPr>
+          <w:rFonts w:ascii="Arial" w:hAnsi="Arial" w:eastAsia="Arial" w:cs="Arial"/>
           <w:b w:val="1"/>
           <w:bCs w:val="1"/>
           <w:sz w:val="34"/>
@@ -83,8 +119,10 @@
       <w:bookmarkEnd w:id="38"/>
       <w:r>
         <w:rPr>
-          <w:b w:val="1"/>
+          <w:rFonts w:ascii="Arial" w:hAnsi="Arial" w:eastAsia="Arial" w:cs="Arial"/>
+          <w:b/>
           <w:bCs w:val="1"/>
+          <w:color w:val="E31B23"/>
           <w:sz w:val="34"/>
           <w:szCs w:val="34"/>
           <w:rtl w:val="0"/>
@@ -94,11 +132,19 @@
     </w:p>
     <w:p>
       <w:pPr>
-        <w:spacing w:after="240" w:before="240" w:lineRule="auto"/>
-        <w:rPr/>
+        <w:pStyle w:val="STARLABLabel"/>
+        <w:keepNext/>
+        <w:widowControl/>
+        <w:spacing w:after="20" w:before="80" w:lineRule="auto" w:line="240"/>
+        <w:rPr>
+          <w:rFonts w:ascii="Arial" w:hAnsi="Arial" w:eastAsia="Arial" w:cs="Arial"/>
+        </w:rPr>
       </w:pPr>
       <w:r>
         <w:rPr>
+          <w:rFonts w:ascii="Arial" w:hAnsi="Arial" w:eastAsia="Arial" w:cs="Arial"/>
+          <w:b/>
+          <w:color w:val="111111"/>
           <w:rtl w:val="0"/>
         </w:rPr>
         <w:t xml:space="preserve">Students will be able to:</w:t>
@@ -106,15 +152,20 @@
     </w:p>
     <w:p>
       <w:pPr>
+        <w:keepNext w:val="0"/>
+        <w:widowControl/>
         <w:numPr>
           <w:ilvl w:val="0"/>
-          <w:numId w:val="15"/>
+          <w:numId w:val="123"/>
         </w:numPr>
-        <w:spacing w:after="0" w:afterAutospacing="0" w:before="240" w:lineRule="auto"/>
-        <w:ind w:left="720" w:hanging="360"/>
+        <w:pStyle w:val="ListBullet"/>
+        <w:spacing w:after="40" w:afterAutospacing="0" w:before="0" w:lineRule="auto" w:line="252"/>
+        <w:ind/>
       </w:pPr>
       <w:r>
         <w:rPr>
+          <w:rFonts w:ascii="Arial" w:hAnsi="Arial" w:eastAsia="Arial" w:cs="Arial"/>
+          <w:color w:val="111111"/>
           <w:rtl w:val="0"/>
         </w:rPr>
         <w:t xml:space="preserve">Revise procedures based on pilot evidence.</w:t>
@@ -122,15 +173,20 @@
     </w:p>
     <w:p>
       <w:pPr>
+        <w:keepNext w:val="0"/>
+        <w:widowControl/>
         <w:numPr>
           <w:ilvl w:val="0"/>
-          <w:numId w:val="15"/>
+          <w:numId w:val="123"/>
         </w:numPr>
-        <w:spacing w:after="0" w:afterAutospacing="0" w:before="0" w:beforeAutospacing="0" w:lineRule="auto"/>
-        <w:ind w:left="720" w:hanging="360"/>
+        <w:pStyle w:val="ListBullet"/>
+        <w:spacing w:after="40" w:afterAutospacing="0" w:before="0" w:beforeAutospacing="0" w:lineRule="auto" w:line="252"/>
+        <w:ind/>
       </w:pPr>
       <w:r>
         <w:rPr>
+          <w:rFonts w:ascii="Arial" w:hAnsi="Arial" w:eastAsia="Arial" w:cs="Arial"/>
+          <w:color w:val="111111"/>
           <w:rtl w:val="0"/>
         </w:rPr>
         <w:t xml:space="preserve">Improve data tables and documentation systems.</w:t>
@@ -138,15 +194,20 @@
     </w:p>
     <w:p>
       <w:pPr>
+        <w:keepNext w:val="0"/>
+        <w:widowControl/>
         <w:numPr>
           <w:ilvl w:val="0"/>
-          <w:numId w:val="15"/>
+          <w:numId w:val="123"/>
         </w:numPr>
-        <w:spacing w:after="0" w:afterAutospacing="0" w:before="0" w:beforeAutospacing="0" w:lineRule="auto"/>
-        <w:ind w:left="720" w:hanging="360"/>
+        <w:pStyle w:val="ListBullet"/>
+        <w:spacing w:after="40" w:afterAutospacing="0" w:before="0" w:beforeAutospacing="0" w:lineRule="auto" w:line="252"/>
+        <w:ind/>
       </w:pPr>
       <w:r>
         <w:rPr>
+          <w:rFonts w:ascii="Arial" w:hAnsi="Arial" w:eastAsia="Arial" w:cs="Arial"/>
+          <w:color w:val="111111"/>
           <w:rtl w:val="0"/>
         </w:rPr>
         <w:t xml:space="preserve">Identify sources of inconsistency and plan controls.</w:t>
@@ -154,15 +215,20 @@
     </w:p>
     <w:p>
       <w:pPr>
+        <w:keepNext w:val="0"/>
+        <w:widowControl/>
         <w:numPr>
           <w:ilvl w:val="0"/>
-          <w:numId w:val="15"/>
+          <w:numId w:val="123"/>
         </w:numPr>
-        <w:spacing w:after="0" w:afterAutospacing="0" w:before="0" w:beforeAutospacing="0" w:lineRule="auto"/>
-        <w:ind w:left="720" w:hanging="360"/>
+        <w:pStyle w:val="ListBullet"/>
+        <w:spacing w:after="40" w:afterAutospacing="0" w:before="0" w:beforeAutospacing="0" w:lineRule="auto" w:line="252"/>
+        <w:ind/>
       </w:pPr>
       <w:r>
         <w:rPr>
+          <w:rFonts w:ascii="Arial" w:hAnsi="Arial" w:eastAsia="Arial" w:cs="Arial"/>
+          <w:color w:val="111111"/>
           <w:rtl w:val="0"/>
         </w:rPr>
         <w:t xml:space="preserve">Prepare for systematic data collection.</w:t>
@@ -170,15 +236,20 @@
     </w:p>
     <w:p>
       <w:pPr>
+        <w:keepNext w:val="0"/>
+        <w:widowControl/>
         <w:numPr>
           <w:ilvl w:val="0"/>
-          <w:numId w:val="15"/>
+          <w:numId w:val="123"/>
         </w:numPr>
-        <w:spacing w:after="240" w:before="0" w:beforeAutospacing="0" w:lineRule="auto"/>
-        <w:ind w:left="720" w:hanging="360"/>
+        <w:pStyle w:val="ListBullet"/>
+        <w:spacing w:after="40" w:before="0" w:beforeAutospacing="0" w:lineRule="auto" w:line="252"/>
+        <w:ind/>
       </w:pPr>
       <w:r>
         <w:rPr>
+          <w:rFonts w:ascii="Arial" w:hAnsi="Arial" w:eastAsia="Arial" w:cs="Arial"/>
+          <w:color w:val="111111"/>
           <w:rtl w:val="0"/>
         </w:rPr>
         <w:t xml:space="preserve">Submit a revised procedure for teacher review.</w:t>
@@ -187,10 +258,12 @@
     <w:p>
       <w:pPr>
         <w:pStyle w:val="Heading2"/>
-        <w:keepNext w:val="0"/>
+        <w:keepNext/>
         <w:keepLines w:val="0"/>
-        <w:spacing w:after="80" w:lineRule="auto"/>
+        <w:widowControl/>
+        <w:spacing w:after="80" w:lineRule="auto" w:before="220" w:line="240"/>
         <w:rPr>
+          <w:rFonts w:ascii="Arial" w:hAnsi="Arial" w:eastAsia="Arial" w:cs="Arial"/>
           <w:b w:val="1"/>
           <w:bCs w:val="1"/>
           <w:sz w:val="34"/>
@@ -201,8 +274,10 @@
       <w:bookmarkEnd w:id="39"/>
       <w:r>
         <w:rPr>
-          <w:b w:val="1"/>
+          <w:rFonts w:ascii="Arial" w:hAnsi="Arial" w:eastAsia="Arial" w:cs="Arial"/>
+          <w:b/>
           <w:bCs w:val="1"/>
+          <w:color w:val="E31B23"/>
           <w:sz w:val="34"/>
           <w:szCs w:val="34"/>
           <w:rtl w:val="0"/>
@@ -211,22 +286,40 @@
       </w:r>
     </w:p>
     <w:p>
-      <w:pPr/>
+      <w:pPr>
+        <w:pStyle w:val="STARLABDeckUse"/>
+        <w:shd w:val="clear" w:color="auto" w:fill="F2F2F2"/>
+        <w:keepNext w:val="0"/>
+        <w:widowControl/>
+        <w:pBdr>
+          <w:left w:val="single" w:sz="18" w:space="6" w:color="E31B23"/>
+        </w:pBdr>
+        <w:spacing w:before="40" w:after="140" w:line="252" w:lineRule="auto"/>
+      </w:pPr>
       <w:r>
+        <w:rPr>
+          <w:rFonts w:ascii="Arial" w:hAnsi="Arial"/>
+          <w:color w:val="111111"/>
+        </w:rPr>
         <w:t>Deck Use: No New Deck; Revisit / Reference - Deck 8: Troubleshooting and Responsible Project Pivots</w:t>
       </w:r>
     </w:p>
     <w:p>
       <w:pPr>
+        <w:keepNext w:val="0"/>
+        <w:widowControl/>
         <w:numPr>
           <w:ilvl w:val="0"/>
-          <w:numId w:val="11"/>
+          <w:numId w:val="123"/>
         </w:numPr>
-        <w:spacing w:after="0" w:afterAutospacing="0" w:before="240" w:lineRule="auto"/>
-        <w:ind w:left="720" w:hanging="360"/>
+        <w:pStyle w:val="ListBullet"/>
+        <w:spacing w:after="40" w:afterAutospacing="0" w:before="0" w:lineRule="auto" w:line="252"/>
+        <w:ind/>
       </w:pPr>
       <w:r>
         <w:rPr>
+          <w:rFonts w:ascii="Arial" w:hAnsi="Arial" w:eastAsia="Arial" w:cs="Arial"/>
+          <w:color w:val="111111"/>
           <w:rtl w:val="0"/>
         </w:rPr>
         <w:t xml:space="preserve">Student Handout 6: Revised Procedure Template</w:t>
@@ -234,15 +327,20 @@
     </w:p>
     <w:p>
       <w:pPr>
+        <w:keepNext w:val="0"/>
+        <w:widowControl/>
         <w:numPr>
           <w:ilvl w:val="0"/>
-          <w:numId w:val="11"/>
+          <w:numId w:val="123"/>
         </w:numPr>
-        <w:spacing w:after="0" w:afterAutospacing="0" w:before="0" w:beforeAutospacing="0" w:lineRule="auto"/>
-        <w:ind w:left="720" w:hanging="360"/>
+        <w:pStyle w:val="ListBullet"/>
+        <w:spacing w:after="40" w:afterAutospacing="0" w:before="0" w:beforeAutospacing="0" w:lineRule="auto" w:line="252"/>
+        <w:ind/>
       </w:pPr>
       <w:r>
         <w:rPr>
+          <w:rFonts w:ascii="Arial" w:hAnsi="Arial" w:eastAsia="Arial" w:cs="Arial"/>
+          <w:color w:val="111111"/>
           <w:rtl w:val="0"/>
         </w:rPr>
         <w:t xml:space="preserve">Student Handout 7: Data Table Audit</w:t>
@@ -250,15 +348,20 @@
     </w:p>
     <w:p>
       <w:pPr>
+        <w:keepNext w:val="0"/>
+        <w:widowControl/>
         <w:numPr>
           <w:ilvl w:val="0"/>
-          <w:numId w:val="11"/>
+          <w:numId w:val="123"/>
         </w:numPr>
-        <w:spacing w:after="0" w:afterAutospacing="0" w:before="0" w:beforeAutospacing="0" w:lineRule="auto"/>
-        <w:ind w:left="720" w:hanging="360"/>
+        <w:pStyle w:val="ListBullet"/>
+        <w:spacing w:after="40" w:afterAutospacing="0" w:before="0" w:beforeAutospacing="0" w:lineRule="auto" w:line="252"/>
+        <w:ind/>
       </w:pPr>
       <w:r>
         <w:rPr>
+          <w:rFonts w:ascii="Arial" w:hAnsi="Arial" w:eastAsia="Arial" w:cs="Arial"/>
+          <w:color w:val="111111"/>
           <w:rtl w:val="0"/>
         </w:rPr>
         <w:t xml:space="preserve">Appendix F: Procedure Revision Checklist</w:t>
@@ -266,15 +369,20 @@
     </w:p>
     <w:p>
       <w:pPr>
+        <w:keepNext w:val="0"/>
+        <w:widowControl/>
         <w:numPr>
           <w:ilvl w:val="0"/>
-          <w:numId w:val="11"/>
+          <w:numId w:val="123"/>
         </w:numPr>
-        <w:spacing w:after="240" w:before="0" w:beforeAutospacing="0" w:lineRule="auto"/>
-        <w:ind w:left="720" w:hanging="360"/>
+        <w:pStyle w:val="ListBullet"/>
+        <w:spacing w:after="40" w:before="0" w:beforeAutospacing="0" w:lineRule="auto" w:line="252"/>
+        <w:ind/>
       </w:pPr>
       <w:r>
         <w:rPr>
+          <w:rFonts w:ascii="Arial" w:hAnsi="Arial" w:eastAsia="Arial" w:cs="Arial"/>
+          <w:color w:val="111111"/>
           <w:rtl w:val="0"/>
         </w:rPr>
         <w:t xml:space="preserve">Appendix G: Data Table Design Guide</w:t>
@@ -283,10 +391,12 @@
     <w:p>
       <w:pPr>
         <w:pStyle w:val="Heading2"/>
-        <w:keepNext w:val="0"/>
+        <w:keepNext/>
         <w:keepLines w:val="0"/>
-        <w:spacing w:after="80" w:lineRule="auto"/>
+        <w:widowControl/>
+        <w:spacing w:after="80" w:lineRule="auto" w:before="220" w:line="240"/>
         <w:rPr>
+          <w:rFonts w:ascii="Arial" w:hAnsi="Arial" w:eastAsia="Arial" w:cs="Arial"/>
           <w:b w:val="1"/>
           <w:bCs w:val="1"/>
           <w:sz w:val="34"/>
@@ -297,8 +407,10 @@
       <w:bookmarkEnd w:id="40"/>
       <w:r>
         <w:rPr>
-          <w:b w:val="1"/>
+          <w:rFonts w:ascii="Arial" w:hAnsi="Arial" w:eastAsia="Arial" w:cs="Arial"/>
+          <w:b/>
           <w:bCs w:val="1"/>
+          <w:color w:val="E31B23"/>
           <w:sz w:val="34"/>
           <w:szCs w:val="34"/>
           <w:rtl w:val="0"/>
@@ -309,13 +421,14 @@
     <w:p>
       <w:pPr>
         <w:pStyle w:val="Heading3"/>
-        <w:keepNext w:val="0"/>
+        <w:keepNext/>
         <w:keepLines w:val="0"/>
-        <w:spacing w:before="280" w:lineRule="auto"/>
+        <w:widowControl/>
+        <w:spacing w:before="140" w:lineRule="auto" w:after="40" w:line="240"/>
         <w:rPr>
+          <w:rFonts w:ascii="Arial" w:hAnsi="Arial" w:eastAsia="Arial" w:cs="Arial"/>
           <w:b w:val="1"/>
           <w:bCs w:val="1"/>
-          <w:color w:val="000000"/>
           <w:sz w:val="26"/>
           <w:szCs w:val="26"/>
         </w:rPr>
@@ -324,9 +437,10 @@
       <w:bookmarkEnd w:id="41"/>
       <w:r>
         <w:rPr>
-          <w:b w:val="1"/>
+          <w:rFonts w:ascii="Arial" w:hAnsi="Arial" w:eastAsia="Arial" w:cs="Arial"/>
+          <w:b/>
           <w:bCs w:val="1"/>
-          <w:color w:val="000000"/>
+          <w:color w:val="111111"/>
           <w:sz w:val="26"/>
           <w:szCs w:val="26"/>
           <w:rtl w:val="0"/>
@@ -336,11 +450,17 @@
     </w:p>
     <w:p>
       <w:pPr>
-        <w:spacing w:after="240" w:before="240" w:lineRule="auto"/>
-        <w:rPr/>
+        <w:keepNext w:val="0"/>
+        <w:widowControl/>
+        <w:spacing w:after="80" w:before="0" w:lineRule="auto" w:line="252"/>
+        <w:rPr>
+          <w:rFonts w:ascii="Arial" w:hAnsi="Arial" w:eastAsia="Arial" w:cs="Arial"/>
+        </w:rPr>
       </w:pPr>
       <w:r>
         <w:rPr>
+          <w:rFonts w:ascii="Arial" w:hAnsi="Arial" w:eastAsia="Arial" w:cs="Arial"/>
+          <w:color w:val="111111"/>
           <w:rtl w:val="0"/>
         </w:rPr>
         <w:t xml:space="preserve">Students review their pilot test notes and highlight every place where they changed, questioned, or corrected their procedure.</w:t>
@@ -348,11 +468,17 @@
     </w:p>
     <w:p>
       <w:pPr>
-        <w:spacing w:after="240" w:before="240" w:lineRule="auto"/>
-        <w:rPr/>
+        <w:keepNext w:val="0"/>
+        <w:widowControl/>
+        <w:spacing w:after="80" w:before="0" w:lineRule="auto" w:line="252"/>
+        <w:rPr>
+          <w:rFonts w:ascii="Arial" w:hAnsi="Arial" w:eastAsia="Arial" w:cs="Arial"/>
+        </w:rPr>
       </w:pPr>
       <w:r>
         <w:rPr>
+          <w:rFonts w:ascii="Arial" w:hAnsi="Arial" w:eastAsia="Arial" w:cs="Arial"/>
+          <w:color w:val="111111"/>
           <w:rtl w:val="0"/>
         </w:rPr>
         <w:t xml:space="preserve">Teacher prompt:</w:t>
@@ -360,11 +486,17 @@
     </w:p>
     <w:p>
       <w:pPr>
-        <w:spacing w:after="240" w:before="240" w:lineRule="auto"/>
-        <w:rPr/>
+        <w:keepNext w:val="0"/>
+        <w:widowControl/>
+        <w:spacing w:after="80" w:before="0" w:lineRule="auto" w:line="252"/>
+        <w:rPr>
+          <w:rFonts w:ascii="Arial" w:hAnsi="Arial" w:eastAsia="Arial" w:cs="Arial"/>
+        </w:rPr>
       </w:pPr>
       <w:r>
         <w:rPr>
+          <w:rFonts w:ascii="Arial" w:hAnsi="Arial" w:eastAsia="Arial" w:cs="Arial"/>
+          <w:color w:val="111111"/>
           <w:rtl w:val="0"/>
         </w:rPr>
         <w:t xml:space="preserve">“Every method revision should have a reason. The reason should come from evidence: a failed trial, inconsistent measurement, safety issue, timing problem, unclear instruction, or mentor feedback.”</w:t>
@@ -372,11 +504,17 @@
     </w:p>
     <w:p>
       <w:pPr>
-        <w:spacing w:after="240" w:before="240" w:lineRule="auto"/>
-        <w:rPr/>
+        <w:keepNext w:val="0"/>
+        <w:widowControl/>
+        <w:spacing w:after="80" w:before="0" w:lineRule="auto" w:line="252"/>
+        <w:rPr>
+          <w:rFonts w:ascii="Arial" w:hAnsi="Arial" w:eastAsia="Arial" w:cs="Arial"/>
+        </w:rPr>
       </w:pPr>
       <w:r>
         <w:rPr>
+          <w:rFonts w:ascii="Arial" w:hAnsi="Arial" w:eastAsia="Arial" w:cs="Arial"/>
+          <w:color w:val="111111"/>
           <w:rtl w:val="0"/>
         </w:rPr>
         <w:t xml:space="preserve">Students begin Student Handout 6.</w:t>
@@ -385,13 +523,14 @@
     <w:p>
       <w:pPr>
         <w:pStyle w:val="Heading3"/>
-        <w:keepNext w:val="0"/>
+        <w:keepNext/>
         <w:keepLines w:val="0"/>
-        <w:spacing w:before="280" w:lineRule="auto"/>
+        <w:widowControl/>
+        <w:spacing w:before="140" w:lineRule="auto" w:after="40" w:line="240"/>
         <w:rPr>
+          <w:rFonts w:ascii="Arial" w:hAnsi="Arial" w:eastAsia="Arial" w:cs="Arial"/>
           <w:b w:val="1"/>
           <w:bCs w:val="1"/>
-          <w:color w:val="000000"/>
           <w:sz w:val="26"/>
           <w:szCs w:val="26"/>
         </w:rPr>
@@ -400,9 +539,10 @@
       <w:bookmarkEnd w:id="42"/>
       <w:r>
         <w:rPr>
-          <w:b w:val="1"/>
+          <w:rFonts w:ascii="Arial" w:hAnsi="Arial" w:eastAsia="Arial" w:cs="Arial"/>
+          <w:b/>
           <w:bCs w:val="1"/>
-          <w:color w:val="000000"/>
+          <w:color w:val="111111"/>
           <w:sz w:val="26"/>
           <w:szCs w:val="26"/>
           <w:rtl w:val="0"/>
@@ -412,11 +552,17 @@
     </w:p>
     <w:p>
       <w:pPr>
-        <w:spacing w:after="240" w:before="240" w:lineRule="auto"/>
-        <w:rPr/>
+        <w:keepNext w:val="0"/>
+        <w:widowControl/>
+        <w:spacing w:after="80" w:before="0" w:lineRule="auto" w:line="252"/>
+        <w:rPr>
+          <w:rFonts w:ascii="Arial" w:hAnsi="Arial" w:eastAsia="Arial" w:cs="Arial"/>
+        </w:rPr>
       </w:pPr>
       <w:r>
         <w:rPr>
+          <w:rFonts w:ascii="Arial" w:hAnsi="Arial" w:eastAsia="Arial" w:cs="Arial"/>
+          <w:color w:val="111111"/>
           <w:rtl w:val="0"/>
         </w:rPr>
         <w:t xml:space="preserve">Students examine their current data table or spreadsheet using Student Handout 7.</w:t>
@@ -424,11 +570,17 @@
     </w:p>
     <w:p>
       <w:pPr>
-        <w:spacing w:after="240" w:before="240" w:lineRule="auto"/>
-        <w:rPr/>
+        <w:keepNext w:val="0"/>
+        <w:widowControl/>
+        <w:spacing w:after="80" w:before="0" w:lineRule="auto" w:line="252"/>
+        <w:rPr>
+          <w:rFonts w:ascii="Arial" w:hAnsi="Arial" w:eastAsia="Arial" w:cs="Arial"/>
+        </w:rPr>
       </w:pPr>
       <w:r>
         <w:rPr>
+          <w:rFonts w:ascii="Arial" w:hAnsi="Arial" w:eastAsia="Arial" w:cs="Arial"/>
+          <w:color w:val="111111"/>
           <w:rtl w:val="0"/>
         </w:rPr>
         <w:t xml:space="preserve">They check whether the table includes:</w:t>
@@ -436,15 +588,19 @@
     </w:p>
     <w:p>
       <w:pPr>
+        <w:keepNext w:val="0"/>
+        <w:widowControl/>
         <w:numPr>
           <w:ilvl w:val="0"/>
           <w:numId w:val="72"/>
         </w:numPr>
-        <w:spacing w:after="0" w:afterAutospacing="0" w:before="240" w:lineRule="auto"/>
+        <w:spacing w:after="80" w:afterAutospacing="0" w:before="0" w:lineRule="auto" w:line="252"/>
         <w:ind w:left="720" w:hanging="360"/>
       </w:pPr>
       <w:r>
         <w:rPr>
+          <w:rFonts w:ascii="Arial" w:hAnsi="Arial" w:eastAsia="Arial" w:cs="Arial"/>
+          <w:color w:val="111111"/>
           <w:rtl w:val="0"/>
         </w:rPr>
         <w:t xml:space="preserve">Trial or sample number</w:t>
@@ -452,15 +608,19 @@
     </w:p>
     <w:p>
       <w:pPr>
+        <w:keepNext w:val="0"/>
+        <w:widowControl/>
         <w:numPr>
           <w:ilvl w:val="0"/>
           <w:numId w:val="72"/>
         </w:numPr>
-        <w:spacing w:after="0" w:afterAutospacing="0" w:before="0" w:beforeAutospacing="0" w:lineRule="auto"/>
+        <w:spacing w:after="80" w:afterAutospacing="0" w:before="0" w:beforeAutospacing="0" w:lineRule="auto" w:line="252"/>
         <w:ind w:left="720" w:hanging="360"/>
       </w:pPr>
       <w:r>
         <w:rPr>
+          <w:rFonts w:ascii="Arial" w:hAnsi="Arial" w:eastAsia="Arial" w:cs="Arial"/>
+          <w:color w:val="111111"/>
           <w:rtl w:val="0"/>
         </w:rPr>
         <w:t xml:space="preserve">Date</w:t>
@@ -468,15 +628,19 @@
     </w:p>
     <w:p>
       <w:pPr>
+        <w:keepNext w:val="0"/>
+        <w:widowControl/>
         <w:numPr>
           <w:ilvl w:val="0"/>
           <w:numId w:val="72"/>
         </w:numPr>
-        <w:spacing w:after="0" w:afterAutospacing="0" w:before="0" w:beforeAutospacing="0" w:lineRule="auto"/>
+        <w:spacing w:after="80" w:afterAutospacing="0" w:before="0" w:beforeAutospacing="0" w:lineRule="auto" w:line="252"/>
         <w:ind w:left="720" w:hanging="360"/>
       </w:pPr>
       <w:r>
         <w:rPr>
+          <w:rFonts w:ascii="Arial" w:hAnsi="Arial" w:eastAsia="Arial" w:cs="Arial"/>
+          <w:color w:val="111111"/>
           <w:rtl w:val="0"/>
         </w:rPr>
         <w:t xml:space="preserve">Condition or independent variable</w:t>
@@ -484,15 +648,19 @@
     </w:p>
     <w:p>
       <w:pPr>
+        <w:keepNext w:val="0"/>
+        <w:widowControl/>
         <w:numPr>
           <w:ilvl w:val="0"/>
           <w:numId w:val="72"/>
         </w:numPr>
-        <w:spacing w:after="0" w:afterAutospacing="0" w:before="0" w:beforeAutospacing="0" w:lineRule="auto"/>
+        <w:spacing w:after="80" w:afterAutospacing="0" w:before="0" w:beforeAutospacing="0" w:lineRule="auto" w:line="252"/>
         <w:ind w:left="720" w:hanging="360"/>
       </w:pPr>
       <w:r>
         <w:rPr>
+          <w:rFonts w:ascii="Arial" w:hAnsi="Arial" w:eastAsia="Arial" w:cs="Arial"/>
+          <w:color w:val="111111"/>
           <w:rtl w:val="0"/>
         </w:rPr>
         <w:t xml:space="preserve">Measurement columns</w:t>
@@ -500,15 +668,19 @@
     </w:p>
     <w:p>
       <w:pPr>
+        <w:keepNext w:val="0"/>
+        <w:widowControl/>
         <w:numPr>
           <w:ilvl w:val="0"/>
           <w:numId w:val="72"/>
         </w:numPr>
-        <w:spacing w:after="0" w:afterAutospacing="0" w:before="0" w:beforeAutospacing="0" w:lineRule="auto"/>
+        <w:spacing w:after="80" w:afterAutospacing="0" w:before="0" w:beforeAutospacing="0" w:lineRule="auto" w:line="252"/>
         <w:ind w:left="720" w:hanging="360"/>
       </w:pPr>
       <w:r>
         <w:rPr>
+          <w:rFonts w:ascii="Arial" w:hAnsi="Arial" w:eastAsia="Arial" w:cs="Arial"/>
+          <w:color w:val="111111"/>
           <w:rtl w:val="0"/>
         </w:rPr>
         <w:t xml:space="preserve">Units</w:t>
@@ -516,15 +688,19 @@
     </w:p>
     <w:p>
       <w:pPr>
+        <w:keepNext w:val="0"/>
+        <w:widowControl/>
         <w:numPr>
           <w:ilvl w:val="0"/>
           <w:numId w:val="72"/>
         </w:numPr>
-        <w:spacing w:after="0" w:afterAutospacing="0" w:before="0" w:beforeAutospacing="0" w:lineRule="auto"/>
+        <w:spacing w:after="80" w:afterAutospacing="0" w:before="0" w:beforeAutospacing="0" w:lineRule="auto" w:line="252"/>
         <w:ind w:left="720" w:hanging="360"/>
       </w:pPr>
       <w:r>
         <w:rPr>
+          <w:rFonts w:ascii="Arial" w:hAnsi="Arial" w:eastAsia="Arial" w:cs="Arial"/>
+          <w:color w:val="111111"/>
           <w:rtl w:val="0"/>
         </w:rPr>
         <w:t xml:space="preserve">Observations</w:t>
@@ -532,15 +708,19 @@
     </w:p>
     <w:p>
       <w:pPr>
+        <w:keepNext w:val="0"/>
+        <w:widowControl/>
         <w:numPr>
           <w:ilvl w:val="0"/>
           <w:numId w:val="72"/>
         </w:numPr>
-        <w:spacing w:after="0" w:afterAutospacing="0" w:before="0" w:beforeAutospacing="0" w:lineRule="auto"/>
+        <w:spacing w:after="80" w:afterAutospacing="0" w:before="0" w:beforeAutospacing="0" w:lineRule="auto" w:line="252"/>
         <w:ind w:left="720" w:hanging="360"/>
       </w:pPr>
       <w:r>
         <w:rPr>
+          <w:rFonts w:ascii="Arial" w:hAnsi="Arial" w:eastAsia="Arial" w:cs="Arial"/>
+          <w:color w:val="111111"/>
           <w:rtl w:val="0"/>
         </w:rPr>
         <w:t xml:space="preserve">Notes about unusual events</w:t>
@@ -548,15 +728,19 @@
     </w:p>
     <w:p>
       <w:pPr>
+        <w:keepNext w:val="0"/>
+        <w:widowControl/>
         <w:numPr>
           <w:ilvl w:val="0"/>
           <w:numId w:val="72"/>
         </w:numPr>
-        <w:spacing w:after="0" w:afterAutospacing="0" w:before="0" w:beforeAutospacing="0" w:lineRule="auto"/>
+        <w:spacing w:after="80" w:afterAutospacing="0" w:before="0" w:beforeAutospacing="0" w:lineRule="auto" w:line="252"/>
         <w:ind w:left="720" w:hanging="360"/>
       </w:pPr>
       <w:r>
         <w:rPr>
+          <w:rFonts w:ascii="Arial" w:hAnsi="Arial" w:eastAsia="Arial" w:cs="Arial"/>
+          <w:color w:val="111111"/>
           <w:rtl w:val="0"/>
         </w:rPr>
         <w:t xml:space="preserve">Calculated values, if needed</w:t>
@@ -564,15 +748,19 @@
     </w:p>
     <w:p>
       <w:pPr>
+        <w:keepNext w:val="0"/>
+        <w:widowControl/>
         <w:numPr>
           <w:ilvl w:val="0"/>
           <w:numId w:val="72"/>
         </w:numPr>
-        <w:spacing w:after="240" w:before="0" w:beforeAutospacing="0" w:lineRule="auto"/>
+        <w:spacing w:after="80" w:before="0" w:beforeAutospacing="0" w:lineRule="auto" w:line="252"/>
         <w:ind w:left="720" w:hanging="360"/>
       </w:pPr>
       <w:r>
         <w:rPr>
+          <w:rFonts w:ascii="Arial" w:hAnsi="Arial" w:eastAsia="Arial" w:cs="Arial"/>
+          <w:color w:val="111111"/>
           <w:rtl w:val="0"/>
         </w:rPr>
         <w:t xml:space="preserve">Error or uncertainty notes, if appropriate</w:t>
@@ -580,11 +768,17 @@
     </w:p>
     <w:p>
       <w:pPr>
-        <w:spacing w:after="240" w:before="240" w:lineRule="auto"/>
-        <w:rPr/>
+        <w:keepNext w:val="0"/>
+        <w:widowControl/>
+        <w:spacing w:after="80" w:before="0" w:lineRule="auto" w:line="252"/>
+        <w:rPr>
+          <w:rFonts w:ascii="Arial" w:hAnsi="Arial" w:eastAsia="Arial" w:cs="Arial"/>
+        </w:rPr>
       </w:pPr>
       <w:r>
         <w:rPr>
+          <w:rFonts w:ascii="Arial" w:hAnsi="Arial" w:eastAsia="Arial" w:cs="Arial"/>
+          <w:color w:val="111111"/>
           <w:rtl w:val="0"/>
         </w:rPr>
         <w:t xml:space="preserve">If students cannot tell where a piece of data belongs, the data table needs revision.</w:t>
@@ -593,13 +787,14 @@
     <w:p>
       <w:pPr>
         <w:pStyle w:val="Heading3"/>
-        <w:keepNext w:val="0"/>
+        <w:keepNext/>
         <w:keepLines w:val="0"/>
-        <w:spacing w:before="280" w:lineRule="auto"/>
+        <w:widowControl/>
+        <w:spacing w:before="140" w:lineRule="auto" w:after="40" w:line="240"/>
         <w:rPr>
+          <w:rFonts w:ascii="Arial" w:hAnsi="Arial" w:eastAsia="Arial" w:cs="Arial"/>
           <w:b w:val="1"/>
           <w:bCs w:val="1"/>
-          <w:color w:val="000000"/>
           <w:sz w:val="26"/>
           <w:szCs w:val="26"/>
         </w:rPr>
@@ -608,9 +803,10 @@
       <w:bookmarkEnd w:id="43"/>
       <w:r>
         <w:rPr>
-          <w:b w:val="1"/>
+          <w:rFonts w:ascii="Arial" w:hAnsi="Arial" w:eastAsia="Arial" w:cs="Arial"/>
+          <w:b/>
           <w:bCs w:val="1"/>
-          <w:color w:val="000000"/>
+          <w:color w:val="111111"/>
           <w:sz w:val="26"/>
           <w:szCs w:val="26"/>
           <w:rtl w:val="0"/>
@@ -620,11 +816,17 @@
     </w:p>
     <w:p>
       <w:pPr>
-        <w:spacing w:after="240" w:before="240" w:lineRule="auto"/>
-        <w:rPr/>
+        <w:keepNext w:val="0"/>
+        <w:widowControl/>
+        <w:spacing w:after="80" w:before="0" w:lineRule="auto" w:line="252"/>
+        <w:rPr>
+          <w:rFonts w:ascii="Arial" w:hAnsi="Arial" w:eastAsia="Arial" w:cs="Arial"/>
+        </w:rPr>
       </w:pPr>
       <w:r>
         <w:rPr>
+          <w:rFonts w:ascii="Arial" w:hAnsi="Arial" w:eastAsia="Arial" w:cs="Arial"/>
+          <w:color w:val="111111"/>
           <w:rtl w:val="0"/>
         </w:rPr>
         <w:t xml:space="preserve">Students write a revised procedure or testing protocol.</w:t>
@@ -632,11 +834,17 @@
     </w:p>
     <w:p>
       <w:pPr>
-        <w:spacing w:after="240" w:before="240" w:lineRule="auto"/>
-        <w:rPr/>
+        <w:keepNext w:val="0"/>
+        <w:widowControl/>
+        <w:spacing w:after="80" w:before="0" w:lineRule="auto" w:line="252"/>
+        <w:rPr>
+          <w:rFonts w:ascii="Arial" w:hAnsi="Arial" w:eastAsia="Arial" w:cs="Arial"/>
+        </w:rPr>
       </w:pPr>
       <w:r>
         <w:rPr>
+          <w:rFonts w:ascii="Arial" w:hAnsi="Arial" w:eastAsia="Arial" w:cs="Arial"/>
+          <w:color w:val="111111"/>
           <w:rtl w:val="0"/>
         </w:rPr>
         <w:t xml:space="preserve">This revised procedure should be specific enough that the student could follow it consistently across multiple trials.</w:t>
@@ -644,11 +852,17 @@
     </w:p>
     <w:p>
       <w:pPr>
-        <w:spacing w:after="240" w:before="240" w:lineRule="auto"/>
-        <w:rPr/>
+        <w:keepNext w:val="0"/>
+        <w:widowControl/>
+        <w:spacing w:after="80" w:before="0" w:lineRule="auto" w:line="252"/>
+        <w:rPr>
+          <w:rFonts w:ascii="Arial" w:hAnsi="Arial" w:eastAsia="Arial" w:cs="Arial"/>
+        </w:rPr>
       </w:pPr>
       <w:r>
         <w:rPr>
+          <w:rFonts w:ascii="Arial" w:hAnsi="Arial" w:eastAsia="Arial" w:cs="Arial"/>
+          <w:color w:val="111111"/>
           <w:rtl w:val="0"/>
         </w:rPr>
         <w:t xml:space="preserve">Teacher should look for:</w:t>
@@ -656,15 +870,19 @@
     </w:p>
     <w:p>
       <w:pPr>
+        <w:keepNext w:val="0"/>
+        <w:widowControl/>
         <w:numPr>
           <w:ilvl w:val="0"/>
           <w:numId w:val="117"/>
         </w:numPr>
-        <w:spacing w:after="0" w:afterAutospacing="0" w:before="240" w:lineRule="auto"/>
+        <w:spacing w:after="80" w:afterAutospacing="0" w:before="0" w:lineRule="auto" w:line="252"/>
         <w:ind w:left="720" w:hanging="360"/>
       </w:pPr>
       <w:r>
         <w:rPr>
+          <w:rFonts w:ascii="Arial" w:hAnsi="Arial" w:eastAsia="Arial" w:cs="Arial"/>
+          <w:color w:val="111111"/>
           <w:rtl w:val="0"/>
         </w:rPr>
         <w:t xml:space="preserve">Clear sequence</w:t>
@@ -672,15 +890,19 @@
     </w:p>
     <w:p>
       <w:pPr>
+        <w:keepNext w:val="0"/>
+        <w:widowControl/>
         <w:numPr>
           <w:ilvl w:val="0"/>
           <w:numId w:val="117"/>
         </w:numPr>
-        <w:spacing w:after="0" w:afterAutospacing="0" w:before="0" w:beforeAutospacing="0" w:lineRule="auto"/>
+        <w:spacing w:after="80" w:afterAutospacing="0" w:before="0" w:beforeAutospacing="0" w:lineRule="auto" w:line="252"/>
         <w:ind w:left="720" w:hanging="360"/>
       </w:pPr>
       <w:r>
         <w:rPr>
+          <w:rFonts w:ascii="Arial" w:hAnsi="Arial" w:eastAsia="Arial" w:cs="Arial"/>
+          <w:color w:val="111111"/>
           <w:rtl w:val="0"/>
         </w:rPr>
         <w:t xml:space="preserve">Defined measurements</w:t>
@@ -688,15 +910,19 @@
     </w:p>
     <w:p>
       <w:pPr>
+        <w:keepNext w:val="0"/>
+        <w:widowControl/>
         <w:numPr>
           <w:ilvl w:val="0"/>
           <w:numId w:val="117"/>
         </w:numPr>
-        <w:spacing w:after="0" w:afterAutospacing="0" w:before="0" w:beforeAutospacing="0" w:lineRule="auto"/>
+        <w:spacing w:after="80" w:afterAutospacing="0" w:before="0" w:beforeAutospacing="0" w:lineRule="auto" w:line="252"/>
         <w:ind w:left="720" w:hanging="360"/>
       </w:pPr>
       <w:r>
         <w:rPr>
+          <w:rFonts w:ascii="Arial" w:hAnsi="Arial" w:eastAsia="Arial" w:cs="Arial"/>
+          <w:color w:val="111111"/>
           <w:rtl w:val="0"/>
         </w:rPr>
         <w:t xml:space="preserve">Consistent timing</w:t>
@@ -704,15 +930,19 @@
     </w:p>
     <w:p>
       <w:pPr>
+        <w:keepNext w:val="0"/>
+        <w:widowControl/>
         <w:numPr>
           <w:ilvl w:val="0"/>
           <w:numId w:val="117"/>
         </w:numPr>
-        <w:spacing w:after="0" w:afterAutospacing="0" w:before="0" w:beforeAutospacing="0" w:lineRule="auto"/>
+        <w:spacing w:after="80" w:afterAutospacing="0" w:before="0" w:beforeAutospacing="0" w:lineRule="auto" w:line="252"/>
         <w:ind w:left="720" w:hanging="360"/>
       </w:pPr>
       <w:r>
         <w:rPr>
+          <w:rFonts w:ascii="Arial" w:hAnsi="Arial" w:eastAsia="Arial" w:cs="Arial"/>
+          <w:color w:val="111111"/>
           <w:rtl w:val="0"/>
         </w:rPr>
         <w:t xml:space="preserve">Repeated trials</w:t>
@@ -720,15 +950,19 @@
     </w:p>
     <w:p>
       <w:pPr>
+        <w:keepNext w:val="0"/>
+        <w:widowControl/>
         <w:numPr>
           <w:ilvl w:val="0"/>
           <w:numId w:val="117"/>
         </w:numPr>
-        <w:spacing w:after="0" w:afterAutospacing="0" w:before="0" w:beforeAutospacing="0" w:lineRule="auto"/>
+        <w:spacing w:after="80" w:afterAutospacing="0" w:before="0" w:beforeAutospacing="0" w:lineRule="auto" w:line="252"/>
         <w:ind w:left="720" w:hanging="360"/>
       </w:pPr>
       <w:r>
         <w:rPr>
+          <w:rFonts w:ascii="Arial" w:hAnsi="Arial" w:eastAsia="Arial" w:cs="Arial"/>
+          <w:color w:val="111111"/>
           <w:rtl w:val="0"/>
         </w:rPr>
         <w:t xml:space="preserve">Controlled variables</w:t>
@@ -736,15 +970,19 @@
     </w:p>
     <w:p>
       <w:pPr>
+        <w:keepNext w:val="0"/>
+        <w:widowControl/>
         <w:numPr>
           <w:ilvl w:val="0"/>
           <w:numId w:val="117"/>
         </w:numPr>
-        <w:spacing w:after="0" w:afterAutospacing="0" w:before="0" w:beforeAutospacing="0" w:lineRule="auto"/>
+        <w:spacing w:after="80" w:afterAutospacing="0" w:before="0" w:beforeAutospacing="0" w:lineRule="auto" w:line="252"/>
         <w:ind w:left="720" w:hanging="360"/>
       </w:pPr>
       <w:r>
         <w:rPr>
+          <w:rFonts w:ascii="Arial" w:hAnsi="Arial" w:eastAsia="Arial" w:cs="Arial"/>
+          <w:color w:val="111111"/>
           <w:rtl w:val="0"/>
         </w:rPr>
         <w:t xml:space="preserve">Safety precautions</w:t>
@@ -752,15 +990,19 @@
     </w:p>
     <w:p>
       <w:pPr>
+        <w:keepNext w:val="0"/>
+        <w:widowControl/>
         <w:numPr>
           <w:ilvl w:val="0"/>
           <w:numId w:val="117"/>
         </w:numPr>
-        <w:spacing w:after="240" w:before="0" w:beforeAutospacing="0" w:lineRule="auto"/>
+        <w:spacing w:after="80" w:before="0" w:beforeAutospacing="0" w:lineRule="auto" w:line="252"/>
         <w:ind w:left="720" w:hanging="360"/>
       </w:pPr>
       <w:r>
         <w:rPr>
+          <w:rFonts w:ascii="Arial" w:hAnsi="Arial" w:eastAsia="Arial" w:cs="Arial"/>
+          <w:color w:val="111111"/>
           <w:rtl w:val="0"/>
         </w:rPr>
         <w:t xml:space="preserve">Cleanup or reset steps</w:t>
@@ -769,13 +1011,14 @@
     <w:p>
       <w:pPr>
         <w:pStyle w:val="Heading3"/>
-        <w:keepNext w:val="0"/>
+        <w:keepNext/>
         <w:keepLines w:val="0"/>
-        <w:spacing w:before="280" w:lineRule="auto"/>
+        <w:widowControl/>
+        <w:spacing w:before="140" w:lineRule="auto" w:after="40" w:line="240"/>
         <w:rPr>
+          <w:rFonts w:ascii="Arial" w:hAnsi="Arial" w:eastAsia="Arial" w:cs="Arial"/>
           <w:b w:val="1"/>
           <w:bCs w:val="1"/>
-          <w:color w:val="000000"/>
           <w:sz w:val="26"/>
           <w:szCs w:val="26"/>
         </w:rPr>
@@ -784,9 +1027,10 @@
       <w:bookmarkEnd w:id="44"/>
       <w:r>
         <w:rPr>
-          <w:b w:val="1"/>
+          <w:rFonts w:ascii="Arial" w:hAnsi="Arial" w:eastAsia="Arial" w:cs="Arial"/>
+          <w:b/>
           <w:bCs w:val="1"/>
-          <w:color w:val="000000"/>
+          <w:color w:val="111111"/>
           <w:sz w:val="26"/>
           <w:szCs w:val="26"/>
           <w:rtl w:val="0"/>
@@ -796,11 +1040,17 @@
     </w:p>
     <w:p>
       <w:pPr>
-        <w:spacing w:after="240" w:before="240" w:lineRule="auto"/>
-        <w:rPr/>
+        <w:keepNext w:val="0"/>
+        <w:widowControl/>
+        <w:spacing w:after="80" w:before="0" w:lineRule="auto" w:line="252"/>
+        <w:rPr>
+          <w:rFonts w:ascii="Arial" w:hAnsi="Arial" w:eastAsia="Arial" w:cs="Arial"/>
+        </w:rPr>
       </w:pPr>
       <w:r>
         <w:rPr>
+          <w:rFonts w:ascii="Arial" w:hAnsi="Arial" w:eastAsia="Arial" w:cs="Arial"/>
+          <w:color w:val="111111"/>
           <w:rtl w:val="0"/>
         </w:rPr>
         <w:t xml:space="preserve">Students exchange revised procedures. The reviewer should identify any step that is unclear, inconsistent, unsafe, or missing measurement detail.</w:t>
@@ -808,11 +1058,17 @@
     </w:p>
     <w:p>
       <w:pPr>
-        <w:spacing w:after="240" w:before="240" w:lineRule="auto"/>
-        <w:rPr/>
+        <w:keepNext w:val="0"/>
+        <w:widowControl/>
+        <w:spacing w:after="80" w:before="0" w:lineRule="auto" w:line="252"/>
+        <w:rPr>
+          <w:rFonts w:ascii="Arial" w:hAnsi="Arial" w:eastAsia="Arial" w:cs="Arial"/>
+        </w:rPr>
       </w:pPr>
       <w:r>
         <w:rPr>
+          <w:rFonts w:ascii="Arial" w:hAnsi="Arial" w:eastAsia="Arial" w:cs="Arial"/>
+          <w:color w:val="111111"/>
           <w:rtl w:val="0"/>
         </w:rPr>
         <w:t xml:space="preserve">Peer feedback should answer:</w:t>
@@ -820,15 +1076,19 @@
     </w:p>
     <w:p>
       <w:pPr>
+        <w:keepNext w:val="0"/>
+        <w:widowControl/>
         <w:numPr>
           <w:ilvl w:val="0"/>
           <w:numId w:val="12"/>
         </w:numPr>
-        <w:spacing w:after="0" w:afterAutospacing="0" w:before="240" w:lineRule="auto"/>
+        <w:spacing w:after="80" w:afterAutospacing="0" w:before="0" w:lineRule="auto" w:line="252"/>
         <w:ind w:left="720" w:hanging="360"/>
       </w:pPr>
       <w:r>
         <w:rPr>
+          <w:rFonts w:ascii="Arial" w:hAnsi="Arial" w:eastAsia="Arial" w:cs="Arial"/>
+          <w:color w:val="111111"/>
           <w:rtl w:val="0"/>
         </w:rPr>
         <w:t xml:space="preserve">Could I follow this procedure?</w:t>
@@ -836,15 +1096,19 @@
     </w:p>
     <w:p>
       <w:pPr>
+        <w:keepNext w:val="0"/>
+        <w:widowControl/>
         <w:numPr>
           <w:ilvl w:val="0"/>
           <w:numId w:val="12"/>
         </w:numPr>
-        <w:spacing w:after="0" w:afterAutospacing="0" w:before="0" w:beforeAutospacing="0" w:lineRule="auto"/>
+        <w:spacing w:after="80" w:afterAutospacing="0" w:before="0" w:beforeAutospacing="0" w:lineRule="auto" w:line="252"/>
         <w:ind w:left="720" w:hanging="360"/>
       </w:pPr>
       <w:r>
         <w:rPr>
+          <w:rFonts w:ascii="Arial" w:hAnsi="Arial" w:eastAsia="Arial" w:cs="Arial"/>
+          <w:color w:val="111111"/>
           <w:rtl w:val="0"/>
         </w:rPr>
         <w:t xml:space="preserve">Do I know what data to record?</w:t>
@@ -852,15 +1116,19 @@
     </w:p>
     <w:p>
       <w:pPr>
+        <w:keepNext w:val="0"/>
+        <w:widowControl/>
         <w:numPr>
           <w:ilvl w:val="0"/>
           <w:numId w:val="12"/>
         </w:numPr>
-        <w:spacing w:after="0" w:afterAutospacing="0" w:before="0" w:beforeAutospacing="0" w:lineRule="auto"/>
+        <w:spacing w:after="80" w:afterAutospacing="0" w:before="0" w:beforeAutospacing="0" w:lineRule="auto" w:line="252"/>
         <w:ind w:left="720" w:hanging="360"/>
       </w:pPr>
       <w:r>
         <w:rPr>
+          <w:rFonts w:ascii="Arial" w:hAnsi="Arial" w:eastAsia="Arial" w:cs="Arial"/>
+          <w:color w:val="111111"/>
           <w:rtl w:val="0"/>
         </w:rPr>
         <w:t xml:space="preserve">Are variables or criteria clear?</w:t>
@@ -868,15 +1136,19 @@
     </w:p>
     <w:p>
       <w:pPr>
+        <w:keepNext w:val="0"/>
+        <w:widowControl/>
         <w:numPr>
           <w:ilvl w:val="0"/>
           <w:numId w:val="12"/>
         </w:numPr>
-        <w:spacing w:after="0" w:afterAutospacing="0" w:before="0" w:beforeAutospacing="0" w:lineRule="auto"/>
+        <w:spacing w:after="80" w:afterAutospacing="0" w:before="0" w:beforeAutospacing="0" w:lineRule="auto" w:line="252"/>
         <w:ind w:left="720" w:hanging="360"/>
       </w:pPr>
       <w:r>
         <w:rPr>
+          <w:rFonts w:ascii="Arial" w:hAnsi="Arial" w:eastAsia="Arial" w:cs="Arial"/>
+          <w:color w:val="111111"/>
           <w:rtl w:val="0"/>
         </w:rPr>
         <w:t xml:space="preserve">Are any safety steps missing?</w:t>
@@ -884,15 +1156,19 @@
     </w:p>
     <w:p>
       <w:pPr>
+        <w:keepNext w:val="0"/>
+        <w:widowControl/>
         <w:numPr>
           <w:ilvl w:val="0"/>
           <w:numId w:val="12"/>
         </w:numPr>
-        <w:spacing w:after="240" w:before="0" w:beforeAutospacing="0" w:lineRule="auto"/>
+        <w:spacing w:after="80" w:before="0" w:beforeAutospacing="0" w:lineRule="auto" w:line="252"/>
         <w:ind w:left="720" w:hanging="360"/>
       </w:pPr>
       <w:r>
         <w:rPr>
+          <w:rFonts w:ascii="Arial" w:hAnsi="Arial" w:eastAsia="Arial" w:cs="Arial"/>
+          <w:color w:val="111111"/>
           <w:rtl w:val="0"/>
         </w:rPr>
         <w:t xml:space="preserve">What question should the researcher answer before continuing?</w:t>
@@ -901,13 +1177,14 @@
     <w:p>
       <w:pPr>
         <w:pStyle w:val="Heading3"/>
-        <w:keepNext w:val="0"/>
+        <w:keepNext/>
         <w:keepLines w:val="0"/>
-        <w:spacing w:before="280" w:lineRule="auto"/>
+        <w:widowControl/>
+        <w:spacing w:before="140" w:lineRule="auto" w:after="40" w:line="240"/>
         <w:rPr>
+          <w:rFonts w:ascii="Arial" w:hAnsi="Arial" w:eastAsia="Arial" w:cs="Arial"/>
           <w:b w:val="1"/>
           <w:bCs w:val="1"/>
-          <w:color w:val="000000"/>
           <w:sz w:val="26"/>
           <w:szCs w:val="26"/>
         </w:rPr>
@@ -916,9 +1193,10 @@
       <w:bookmarkEnd w:id="45"/>
       <w:r>
         <w:rPr>
-          <w:b w:val="1"/>
+          <w:rFonts w:ascii="Arial" w:hAnsi="Arial" w:eastAsia="Arial" w:cs="Arial"/>
+          <w:b/>
           <w:bCs w:val="1"/>
-          <w:color w:val="000000"/>
+          <w:color w:val="111111"/>
           <w:sz w:val="26"/>
           <w:szCs w:val="26"/>
           <w:rtl w:val="0"/>
@@ -928,11 +1206,17 @@
     </w:p>
     <w:p>
       <w:pPr>
-        <w:spacing w:after="240" w:before="240" w:lineRule="auto"/>
-        <w:rPr/>
+        <w:keepNext w:val="0"/>
+        <w:widowControl/>
+        <w:spacing w:after="80" w:before="0" w:lineRule="auto" w:line="252"/>
+        <w:rPr>
+          <w:rFonts w:ascii="Arial" w:hAnsi="Arial" w:eastAsia="Arial" w:cs="Arial"/>
+        </w:rPr>
       </w:pPr>
       <w:r>
         <w:rPr>
+          <w:rFonts w:ascii="Arial" w:hAnsi="Arial" w:eastAsia="Arial" w:cs="Arial"/>
+          <w:color w:val="111111"/>
           <w:rtl w:val="0"/>
         </w:rPr>
         <w:t xml:space="preserve">Students submit their revised procedure and updated data table for teacher review.</w:t>
@@ -940,11 +1224,17 @@
     </w:p>
     <w:p>
       <w:pPr>
-        <w:spacing w:after="240" w:before="240" w:lineRule="auto"/>
-        <w:rPr/>
+        <w:keepNext w:val="0"/>
+        <w:widowControl/>
+        <w:spacing w:after="80" w:before="0" w:lineRule="auto" w:line="252"/>
+        <w:rPr>
+          <w:rFonts w:ascii="Arial" w:hAnsi="Arial" w:eastAsia="Arial" w:cs="Arial"/>
+        </w:rPr>
       </w:pPr>
       <w:r>
         <w:rPr>
+          <w:rFonts w:ascii="Arial" w:hAnsi="Arial" w:eastAsia="Arial" w:cs="Arial"/>
+          <w:color w:val="111111"/>
           <w:rtl w:val="0"/>
         </w:rPr>
         <w:t xml:space="preserve">Approval statuses:</w:t>
@@ -952,15 +1242,19 @@
     </w:p>
     <w:p>
       <w:pPr>
+        <w:keepNext w:val="0"/>
+        <w:widowControl/>
         <w:numPr>
           <w:ilvl w:val="0"/>
           <w:numId w:val="63"/>
         </w:numPr>
-        <w:spacing w:after="0" w:afterAutospacing="0" w:before="240" w:lineRule="auto"/>
+        <w:spacing w:after="80" w:afterAutospacing="0" w:before="0" w:lineRule="auto" w:line="252"/>
         <w:ind w:left="720" w:hanging="360"/>
       </w:pPr>
       <w:r>
         <w:rPr>
+          <w:rFonts w:ascii="Arial" w:hAnsi="Arial" w:eastAsia="Arial" w:cs="Arial"/>
+          <w:color w:val="111111"/>
           <w:rtl w:val="0"/>
         </w:rPr>
         <w:t xml:space="preserve">Approved for systematic data collection</w:t>
@@ -968,15 +1262,19 @@
     </w:p>
     <w:p>
       <w:pPr>
+        <w:keepNext w:val="0"/>
+        <w:widowControl/>
         <w:numPr>
           <w:ilvl w:val="0"/>
           <w:numId w:val="63"/>
         </w:numPr>
-        <w:spacing w:after="0" w:afterAutospacing="0" w:before="0" w:beforeAutospacing="0" w:lineRule="auto"/>
+        <w:spacing w:after="80" w:afterAutospacing="0" w:before="0" w:beforeAutospacing="0" w:lineRule="auto" w:line="252"/>
         <w:ind w:left="720" w:hanging="360"/>
       </w:pPr>
       <w:r>
         <w:rPr>
+          <w:rFonts w:ascii="Arial" w:hAnsi="Arial" w:eastAsia="Arial" w:cs="Arial"/>
+          <w:color w:val="111111"/>
           <w:rtl w:val="0"/>
         </w:rPr>
         <w:t xml:space="preserve">Approved with minor edits</w:t>
@@ -984,15 +1282,19 @@
     </w:p>
     <w:p>
       <w:pPr>
+        <w:keepNext w:val="0"/>
+        <w:widowControl/>
         <w:numPr>
           <w:ilvl w:val="0"/>
           <w:numId w:val="63"/>
         </w:numPr>
-        <w:spacing w:after="0" w:afterAutospacing="0" w:before="0" w:beforeAutospacing="0" w:lineRule="auto"/>
+        <w:spacing w:after="80" w:afterAutospacing="0" w:before="0" w:beforeAutospacing="0" w:lineRule="auto" w:line="252"/>
         <w:ind w:left="720" w:hanging="360"/>
       </w:pPr>
       <w:r>
         <w:rPr>
+          <w:rFonts w:ascii="Arial" w:hAnsi="Arial" w:eastAsia="Arial" w:cs="Arial"/>
+          <w:color w:val="111111"/>
           <w:rtl w:val="0"/>
         </w:rPr>
         <w:t xml:space="preserve">Needs another pilot test</w:t>
@@ -1000,15 +1302,19 @@
     </w:p>
     <w:p>
       <w:pPr>
+        <w:keepNext w:val="0"/>
+        <w:widowControl/>
         <w:numPr>
           <w:ilvl w:val="0"/>
           <w:numId w:val="63"/>
         </w:numPr>
-        <w:spacing w:after="0" w:afterAutospacing="0" w:before="0" w:beforeAutospacing="0" w:lineRule="auto"/>
+        <w:spacing w:after="80" w:afterAutospacing="0" w:before="0" w:beforeAutospacing="0" w:lineRule="auto" w:line="252"/>
         <w:ind w:left="720" w:hanging="360"/>
       </w:pPr>
       <w:r>
         <w:rPr>
+          <w:rFonts w:ascii="Arial" w:hAnsi="Arial" w:eastAsia="Arial" w:cs="Arial"/>
+          <w:color w:val="111111"/>
           <w:rtl w:val="0"/>
         </w:rPr>
         <w:t xml:space="preserve">Needs safety or mentor review</w:t>
@@ -1016,15 +1322,19 @@
     </w:p>
     <w:p>
       <w:pPr>
+        <w:keepNext w:val="0"/>
+        <w:widowControl/>
         <w:numPr>
           <w:ilvl w:val="0"/>
           <w:numId w:val="63"/>
         </w:numPr>
-        <w:spacing w:after="240" w:before="0" w:beforeAutospacing="0" w:lineRule="auto"/>
+        <w:spacing w:after="80" w:before="0" w:beforeAutospacing="0" w:lineRule="auto" w:line="252"/>
         <w:ind w:left="720" w:hanging="360"/>
       </w:pPr>
       <w:r>
         <w:rPr>
+          <w:rFonts w:ascii="Arial" w:hAnsi="Arial" w:eastAsia="Arial" w:cs="Arial"/>
+          <w:color w:val="111111"/>
           <w:rtl w:val="0"/>
         </w:rPr>
         <w:t xml:space="preserve">Needs major revision</w:t>
@@ -1033,10 +1343,12 @@
     <w:p>
       <w:pPr>
         <w:pStyle w:val="Heading2"/>
-        <w:keepNext w:val="0"/>
+        <w:keepNext/>
         <w:keepLines w:val="0"/>
-        <w:spacing w:after="80" w:lineRule="auto"/>
+        <w:widowControl/>
+        <w:spacing w:after="80" w:lineRule="auto" w:before="220" w:line="240"/>
         <w:rPr>
+          <w:rFonts w:ascii="Arial" w:hAnsi="Arial" w:eastAsia="Arial" w:cs="Arial"/>
           <w:b w:val="1"/>
           <w:bCs w:val="1"/>
           <w:sz w:val="34"/>
@@ -1047,8 +1359,10 @@
       <w:bookmarkEnd w:id="46"/>
       <w:r>
         <w:rPr>
-          <w:b w:val="1"/>
+          <w:rFonts w:ascii="Arial" w:hAnsi="Arial" w:eastAsia="Arial" w:cs="Arial"/>
+          <w:b/>
           <w:bCs w:val="1"/>
+          <w:color w:val="E31B23"/>
           <w:sz w:val="34"/>
           <w:szCs w:val="34"/>
           <w:rtl w:val="0"/>
@@ -1058,15 +1372,20 @@
     </w:p>
     <w:p>
       <w:pPr>
+        <w:keepNext w:val="0"/>
+        <w:widowControl/>
         <w:numPr>
           <w:ilvl w:val="0"/>
-          <w:numId w:val="53"/>
+          <w:numId w:val="123"/>
         </w:numPr>
-        <w:spacing w:after="0" w:afterAutospacing="0" w:before="240" w:lineRule="auto"/>
-        <w:ind w:left="720" w:hanging="360"/>
+        <w:pStyle w:val="ListBullet"/>
+        <w:spacing w:after="40" w:afterAutospacing="0" w:before="0" w:lineRule="auto" w:line="252"/>
+        <w:ind/>
       </w:pPr>
       <w:r>
         <w:rPr>
+          <w:rFonts w:ascii="Arial" w:hAnsi="Arial" w:eastAsia="Arial" w:cs="Arial"/>
+          <w:color w:val="111111"/>
           <w:rtl w:val="0"/>
         </w:rPr>
         <w:t xml:space="preserve">Revised procedure or testing protocol</w:t>
@@ -1074,15 +1393,20 @@
     </w:p>
     <w:p>
       <w:pPr>
+        <w:keepNext w:val="0"/>
+        <w:widowControl/>
         <w:numPr>
           <w:ilvl w:val="0"/>
-          <w:numId w:val="53"/>
+          <w:numId w:val="123"/>
         </w:numPr>
-        <w:spacing w:after="0" w:afterAutospacing="0" w:before="0" w:beforeAutospacing="0" w:lineRule="auto"/>
-        <w:ind w:left="720" w:hanging="360"/>
+        <w:pStyle w:val="ListBullet"/>
+        <w:spacing w:after="40" w:afterAutospacing="0" w:before="0" w:beforeAutospacing="0" w:lineRule="auto" w:line="252"/>
+        <w:ind/>
       </w:pPr>
       <w:r>
         <w:rPr>
+          <w:rFonts w:ascii="Arial" w:hAnsi="Arial" w:eastAsia="Arial" w:cs="Arial"/>
+          <w:color w:val="111111"/>
           <w:rtl w:val="0"/>
         </w:rPr>
         <w:t xml:space="preserve">Updated data table or spreadsheet</w:t>
@@ -1090,15 +1414,20 @@
     </w:p>
     <w:p>
       <w:pPr>
+        <w:keepNext w:val="0"/>
+        <w:widowControl/>
         <w:numPr>
           <w:ilvl w:val="0"/>
-          <w:numId w:val="53"/>
+          <w:numId w:val="123"/>
         </w:numPr>
-        <w:spacing w:after="0" w:afterAutospacing="0" w:before="0" w:beforeAutospacing="0" w:lineRule="auto"/>
-        <w:ind w:left="720" w:hanging="360"/>
+        <w:pStyle w:val="ListBullet"/>
+        <w:spacing w:after="40" w:afterAutospacing="0" w:before="0" w:beforeAutospacing="0" w:lineRule="auto" w:line="252"/>
+        <w:ind/>
       </w:pPr>
       <w:r>
         <w:rPr>
+          <w:rFonts w:ascii="Arial" w:hAnsi="Arial" w:eastAsia="Arial" w:cs="Arial"/>
+          <w:color w:val="111111"/>
           <w:rtl w:val="0"/>
         </w:rPr>
         <w:t xml:space="preserve">Data table audit</w:t>
@@ -1106,15 +1435,20 @@
     </w:p>
     <w:p>
       <w:pPr>
+        <w:keepNext w:val="0"/>
+        <w:widowControl/>
         <w:numPr>
           <w:ilvl w:val="0"/>
-          <w:numId w:val="53"/>
+          <w:numId w:val="123"/>
         </w:numPr>
-        <w:spacing w:after="0" w:afterAutospacing="0" w:before="0" w:beforeAutospacing="0" w:lineRule="auto"/>
-        <w:ind w:left="720" w:hanging="360"/>
+        <w:pStyle w:val="ListBullet"/>
+        <w:spacing w:after="40" w:afterAutospacing="0" w:before="0" w:beforeAutospacing="0" w:lineRule="auto" w:line="252"/>
+        <w:ind/>
       </w:pPr>
       <w:r>
         <w:rPr>
+          <w:rFonts w:ascii="Arial" w:hAnsi="Arial" w:eastAsia="Arial" w:cs="Arial"/>
+          <w:color w:val="111111"/>
           <w:rtl w:val="0"/>
         </w:rPr>
         <w:t xml:space="preserve">Peer procedure feedback</w:t>
@@ -1122,15 +1456,20 @@
     </w:p>
     <w:p>
       <w:pPr>
+        <w:keepNext w:val="0"/>
+        <w:widowControl/>
         <w:numPr>
           <w:ilvl w:val="0"/>
-          <w:numId w:val="53"/>
+          <w:numId w:val="123"/>
         </w:numPr>
-        <w:spacing w:after="240" w:before="0" w:beforeAutospacing="0" w:lineRule="auto"/>
-        <w:ind w:left="720" w:hanging="360"/>
+        <w:pStyle w:val="ListBullet"/>
+        <w:spacing w:after="40" w:before="0" w:beforeAutospacing="0" w:lineRule="auto" w:line="252"/>
+        <w:ind/>
       </w:pPr>
       <w:r>
         <w:rPr>
+          <w:rFonts w:ascii="Arial" w:hAnsi="Arial" w:eastAsia="Arial" w:cs="Arial"/>
+          <w:color w:val="111111"/>
           <w:rtl w:val="0"/>
         </w:rPr>
         <w:t xml:space="preserve">Teacher approval checkpoint</w:t>
@@ -1139,10 +1478,12 @@
     <w:p>
       <w:pPr>
         <w:pStyle w:val="Heading2"/>
-        <w:keepNext w:val="0"/>
+        <w:keepNext/>
         <w:keepLines w:val="0"/>
-        <w:spacing w:after="80" w:lineRule="auto"/>
+        <w:widowControl/>
+        <w:spacing w:after="80" w:lineRule="auto" w:before="220" w:line="240"/>
         <w:rPr>
+          <w:rFonts w:ascii="Arial" w:hAnsi="Arial" w:eastAsia="Arial" w:cs="Arial"/>
           <w:b w:val="1"/>
           <w:bCs w:val="1"/>
           <w:sz w:val="34"/>
@@ -1153,8 +1494,10 @@
       <w:bookmarkEnd w:id="47"/>
       <w:r>
         <w:rPr>
-          <w:b w:val="1"/>
+          <w:rFonts w:ascii="Arial" w:hAnsi="Arial" w:eastAsia="Arial" w:cs="Arial"/>
+          <w:b/>
           <w:bCs w:val="1"/>
+          <w:color w:val="E31B23"/>
           <w:sz w:val="34"/>
           <w:szCs w:val="34"/>
           <w:rtl w:val="0"/>
@@ -1164,38 +1507,72 @@
     </w:p>
     <w:p>
       <w:pPr>
-        <w:spacing w:after="240" w:before="240" w:lineRule="auto"/>
-        <w:rPr/>
+        <w:keepNext w:val="0"/>
+        <w:widowControl/>
+        <w:spacing w:after="80" w:before="0" w:lineRule="auto" w:line="252"/>
+        <w:rPr>
+          <w:rFonts w:ascii="Arial" w:hAnsi="Arial" w:eastAsia="Arial" w:cs="Arial"/>
+        </w:rPr>
       </w:pPr>
       <w:r>
         <w:rPr>
+          <w:rFonts w:ascii="Arial" w:hAnsi="Arial" w:eastAsia="Arial" w:cs="Arial"/>
+          <w:color w:val="111111"/>
           <w:rtl w:val="0"/>
         </w:rPr>
         <w:t xml:space="preserve">Do not allow students to begin formal data collection with vague data tables. The quality of Unit 4 data analysis depends heavily on the quality of Unit 3 data organization.</w:t>
       </w:r>
     </w:p>
-    <w:p>
-      <w:pPr>
-        <w:rPr/>
-      </w:pPr>
-      <w:r>
-        <w:pict>
-          <v:rect style="width:0.0pt;height:1.5pt" o:hr="t" o:hrstd="t" o:hralign="center" fillcolor="#A0A0A0" stroked="f"/>
-        </w:pict>
-      </w:r>
-      <w:r>
-        <w:rPr>
-          <w:rtl w:val="0"/>
-        </w:rPr>
-      </w:r>
-    </w:p>
     <w:sectPr>
-      <w:pgSz w:h="15840" w:w="12240" w:orient="portrait"/>
-      <w:pgMar w:bottom="1440" w:top="1440" w:left="1440" w:right="1440" w:header="720" w:footer="720"/>
+      <w:headerReference w:type="default" r:id="rId6"/>
+      <w:footerReference w:type="default" r:id="rId7"/>
+      <w:pgSz w:h="15840" w:w="12240"/>
+      <w:pgMar w:bottom="864" w:top="936" w:left="1080" w:right="1080" w:header="360" w:footer="432"/>
       <w:pgNumType w:start="1"/>
     </w:sectPr>
   </w:body>
 </w:document>
+</file>
+
+<file path=word/footer1.xml><?xml version="1.0" encoding="utf-8"?>
+<w:ftr xmlns:m="http://schemas.openxmlformats.org/officeDocument/2006/math" xmlns:mc="http://schemas.openxmlformats.org/markup-compatibility/2006" xmlns:mo="http://schemas.microsoft.com/office/mac/office/2008/main" xmlns:mv="urn:schemas-microsoft-com:mac:vml" xmlns:o="urn:schemas-microsoft-com:office:office" xmlns:r="http://schemas.openxmlformats.org/officeDocument/2006/relationships" xmlns:v="urn:schemas-microsoft-com:vml" xmlns:w10="urn:schemas-microsoft-com:office:word" xmlns:w14="http://schemas.microsoft.com/office/word/2010/wordml" xmlns:w="http://schemas.openxmlformats.org/wordprocessingml/2006/main" xmlns:wne="http://schemas.microsoft.com/office/word/2006/wordml" xmlns:wp14="http://schemas.microsoft.com/office/word/2010/wordprocessingDrawing" xmlns:wp="http://schemas.openxmlformats.org/drawingml/2006/wordprocessingDrawing" xmlns:wpc="http://schemas.microsoft.com/office/word/2010/wordprocessingCanvas" xmlns:wpg="http://schemas.microsoft.com/office/word/2010/wordprocessingGroup" xmlns:wpi="http://schemas.microsoft.com/office/word/2010/wordprocessingInk" xmlns:wps="http://schemas.microsoft.com/office/word/2010/wordprocessingShape" mc:Ignorable="w14 wp14">
+  <w:p>
+    <w:pPr>
+      <w:pStyle w:val="footer"/>
+      <w:jc w:val="center"/>
+    </w:pPr>
+    <w:r>
+      <w:rPr>
+        <w:rFonts w:ascii="Arial" w:hAnsi="Arial"/>
+        <w:color w:val="555555"/>
+        <w:sz w:val="17"/>
+      </w:rPr>
+      <w:t xml:space="preserve">STARLAB | UNIT 3 | WEEK 7 | PAGE </w:t>
+    </w:r>
+    <w:r>
+      <w:rPr>
+        <w:rFonts w:ascii="Arial" w:hAnsi="Arial"/>
+        <w:color w:val="555555"/>
+        <w:sz w:val="17"/>
+      </w:rPr>
+      <w:fldChar w:fldCharType="begin"/>
+      <w:instrText xml:space="preserve"> PAGE </w:instrText>
+      <w:fldChar w:fldCharType="separate"/>
+      <w:t>1</w:t>
+      <w:fldChar w:fldCharType="end"/>
+    </w:r>
+  </w:p>
+</w:ftr>
+</file>
+
+<file path=word/header1.xml><?xml version="1.0" encoding="utf-8"?>
+<w:hdr xmlns:m="http://schemas.openxmlformats.org/officeDocument/2006/math" xmlns:mc="http://schemas.openxmlformats.org/markup-compatibility/2006" xmlns:mo="http://schemas.microsoft.com/office/mac/office/2008/main" xmlns:mv="urn:schemas-microsoft-com:mac:vml" xmlns:o="urn:schemas-microsoft-com:office:office" xmlns:r="http://schemas.openxmlformats.org/officeDocument/2006/relationships" xmlns:v="urn:schemas-microsoft-com:vml" xmlns:w10="urn:schemas-microsoft-com:office:word" xmlns:w14="http://schemas.microsoft.com/office/word/2010/wordml" xmlns:w="http://schemas.openxmlformats.org/wordprocessingml/2006/main" xmlns:wne="http://schemas.microsoft.com/office/word/2006/wordml" xmlns:wp14="http://schemas.microsoft.com/office/word/2010/wordprocessingDrawing" xmlns:wp="http://schemas.openxmlformats.org/drawingml/2006/wordprocessingDrawing" xmlns:wpc="http://schemas.microsoft.com/office/word/2010/wordprocessingCanvas" xmlns:wpg="http://schemas.microsoft.com/office/word/2010/wordprocessingGroup" xmlns:wpi="http://schemas.microsoft.com/office/word/2010/wordprocessingInk" xmlns:wps="http://schemas.microsoft.com/office/word/2010/wordprocessingShape" mc:Ignorable="w14 wp14">
+  <w:p>
+    <w:pPr>
+      <w:pStyle w:val="Header"/>
+    </w:pPr>
+  </w:p>
+</w:hdr>
 </file>
 
 <file path=word/numbering.xml><?xml version="1.0" encoding="utf-8"?>
@@ -14986,6 +15363,28 @@
   <w:num w:numId="122">
     <w:abstractNumId w:val="122"/>
   </w:num>
+  <w:abstractNum w:abstractNumId="123">
+    <w:multiLevelType w:val="singleLevel"/>
+    <w:lvl w:ilvl="0">
+      <w:start w:val="1"/>
+      <w:numFmt w:val="bullet"/>
+      <w:lvlText w:val="•"/>
+      <w:lvlJc w:val="left"/>
+      <w:pPr>
+        <w:tabs>
+          <w:tab w:val="num" w:pos="360"/>
+        </w:tabs>
+        <w:ind w:left="540" w:hanging="180"/>
+      </w:pPr>
+      <w:rPr>
+        <w:rFonts w:ascii="Arial" w:hAnsi="Arial" w:eastAsia="Arial" w:cs="Arial"/>
+        <w:sz w:val="21"/>
+      </w:rPr>
+    </w:lvl>
+  </w:abstractNum>
+  <w:num w:numId="123">
+    <w:abstractNumId w:val="123"/>
+  </w:num>
 </w:numbering>
 </file>
 
@@ -15019,19 +15418,34 @@
   </w:style>
   <w:style w:type="paragraph" w:styleId="Normal" w:default="1">
     <w:name w:val="normal"/>
+    <w:pPr>
+      <w:widowControl/>
+      <w:spacing w:before="0" w:after="80" w:line="252" w:lineRule="auto"/>
+    </w:pPr>
+    <w:rPr>
+      <w:rFonts w:ascii="Arial" w:hAnsi="Arial" w:eastAsia="Arial" w:cs="Arial"/>
+      <w:b w:val="0"/>
+      <w:i w:val="0"/>
+      <w:color w:val="111111"/>
+      <w:sz w:val="20"/>
+    </w:rPr>
   </w:style>
   <w:style w:type="paragraph" w:styleId="Heading1">
     <w:name w:val="heading 1"/>
     <w:basedOn w:val="Normal"/>
     <w:next w:val="Normal"/>
     <w:pPr>
-      <w:keepNext w:val="1"/>
+      <w:keepNext/>
       <w:keepLines w:val="1"/>
       <w:pageBreakBefore w:val="0"/>
-      <w:spacing w:after="120" w:before="400" w:lineRule="auto"/>
+      <w:spacing w:after="120" w:before="280" w:lineRule="auto"/>
     </w:pPr>
     <w:rPr>
-      <w:sz w:val="40"/>
+      <w:rFonts w:ascii="Arial" w:hAnsi="Arial" w:eastAsia="Arial" w:cs="Arial"/>
+      <w:b/>
+      <w:i w:val="0"/>
+      <w:color w:val="E31B23"/>
+      <w:sz w:val="32"/>
       <w:szCs w:val="40"/>
     </w:rPr>
   </w:style>
@@ -15040,15 +15454,18 @@
     <w:basedOn w:val="Normal"/>
     <w:next w:val="Normal"/>
     <w:pPr>
-      <w:keepNext w:val="1"/>
+      <w:keepNext/>
       <w:keepLines w:val="1"/>
       <w:pageBreakBefore w:val="0"/>
-      <w:spacing w:after="120" w:before="360" w:lineRule="auto"/>
+      <w:spacing w:after="80" w:before="220" w:lineRule="auto"/>
     </w:pPr>
     <w:rPr>
-      <w:b w:val="0"/>
+      <w:rFonts w:ascii="Arial" w:hAnsi="Arial" w:eastAsia="Arial" w:cs="Arial"/>
+      <w:b/>
       <w:bCs w:val="0"/>
-      <w:sz w:val="32"/>
+      <w:i w:val="0"/>
+      <w:color w:val="E31B23"/>
+      <w:sz w:val="27"/>
       <w:szCs w:val="32"/>
     </w:rPr>
   </w:style>
@@ -15057,16 +15474,18 @@
     <w:basedOn w:val="Normal"/>
     <w:next w:val="Normal"/>
     <w:pPr>
-      <w:keepNext w:val="1"/>
+      <w:keepNext/>
       <w:keepLines w:val="1"/>
       <w:pageBreakBefore w:val="0"/>
-      <w:spacing w:after="80" w:before="320" w:lineRule="auto"/>
+      <w:spacing w:after="40" w:before="140" w:lineRule="auto"/>
     </w:pPr>
     <w:rPr>
-      <w:b w:val="0"/>
+      <w:rFonts w:ascii="Arial" w:hAnsi="Arial" w:eastAsia="Arial" w:cs="Arial"/>
+      <w:b/>
       <w:bCs w:val="0"/>
-      <w:color w:val="434343"/>
-      <w:sz w:val="28"/>
+      <w:i w:val="0"/>
+      <w:color w:val="111111"/>
+      <w:sz w:val="23"/>
       <w:szCs w:val="28"/>
     </w:rPr>
   </w:style>
@@ -15081,7 +15500,7 @@
       <w:spacing w:after="80" w:before="280" w:lineRule="auto"/>
     </w:pPr>
     <w:rPr>
-      <w:color w:val="666666"/>
+      <w:color w:val="555555"/>
       <w:sz w:val="24"/>
       <w:szCs w:val="24"/>
     </w:rPr>
@@ -15097,7 +15516,7 @@
       <w:spacing w:after="80" w:before="240" w:lineRule="auto"/>
     </w:pPr>
     <w:rPr>
-      <w:color w:val="666666"/>
+      <w:color w:val="555555"/>
       <w:sz w:val="22"/>
       <w:szCs w:val="22"/>
     </w:rPr>
@@ -15115,7 +15534,7 @@
     <w:rPr>
       <w:i w:val="1"/>
       <w:iCs w:val="1"/>
-      <w:color w:val="666666"/>
+      <w:color w:val="555555"/>
       <w:sz w:val="22"/>
       <w:szCs w:val="22"/>
     </w:rPr>
@@ -15128,10 +15547,14 @@
       <w:keepNext w:val="1"/>
       <w:keepLines w:val="1"/>
       <w:pageBreakBefore w:val="0"/>
-      <w:spacing w:after="60" w:before="0" w:lineRule="auto"/>
+      <w:spacing w:after="80" w:before="0" w:lineRule="auto"/>
     </w:pPr>
     <w:rPr>
-      <w:sz w:val="52"/>
+      <w:rFonts w:ascii="Arial" w:hAnsi="Arial" w:eastAsia="Arial" w:cs="Arial"/>
+      <w:b/>
+      <w:i w:val="0"/>
+      <w:color w:val="111111"/>
+      <w:sz w:val="48"/>
       <w:szCs w:val="52"/>
     </w:rPr>
   </w:style>
@@ -15143,14 +15566,15 @@
       <w:keepNext w:val="1"/>
       <w:keepLines w:val="1"/>
       <w:pageBreakBefore w:val="0"/>
-      <w:spacing w:after="320" w:before="0" w:lineRule="auto"/>
+      <w:spacing w:after="240" w:before="0" w:lineRule="auto"/>
     </w:pPr>
     <w:rPr>
       <w:rFonts w:ascii="Arial" w:cs="Arial" w:eastAsia="Arial" w:hAnsi="Arial"/>
+      <w:b/>
       <w:i w:val="0"/>
       <w:iCs w:val="0"/>
-      <w:color w:val="666666"/>
-      <w:sz w:val="30"/>
+      <w:color w:val="555555"/>
+      <w:sz w:val="21"/>
       <w:szCs w:val="30"/>
     </w:rPr>
   </w:style>
@@ -15218,6 +15642,132 @@
       <w:tblCellMar/>
     </w:tblPr>
   </w:style>
+  <w:style w:type="paragraph" w:customStyle="1" w:styleId="STARLABBrand">
+    <w:name w:val="STARLAB Brand"/>
+    <w:basedOn w:val="Normal"/>
+    <w:pPr>
+      <w:keepNext/>
+      <w:spacing w:before="0" w:after="40"/>
+    </w:pPr>
+    <w:rPr>
+      <w:rFonts w:ascii="Arial" w:hAnsi="Arial" w:eastAsia="Arial" w:cs="Arial"/>
+      <w:b/>
+      <w:i w:val="0"/>
+      <w:color w:val="E31B23"/>
+      <w:sz w:val="21"/>
+    </w:rPr>
+  </w:style>
+  <w:style w:type="paragraph" w:customStyle="1" w:styleId="STARLABWeekTitle">
+    <w:name w:val="STARLAB Week Title"/>
+    <w:basedOn w:val="Normal"/>
+    <w:pPr>
+      <w:keepNext/>
+      <w:spacing w:before="0" w:after="80" w:line="240" w:lineRule="auto"/>
+    </w:pPr>
+    <w:rPr>
+      <w:rFonts w:ascii="Arial" w:hAnsi="Arial" w:eastAsia="Arial" w:cs="Arial"/>
+      <w:b/>
+      <w:i w:val="0"/>
+      <w:color w:val="111111"/>
+      <w:sz w:val="48"/>
+    </w:rPr>
+  </w:style>
+  <w:style w:type="paragraph" w:customStyle="1" w:styleId="STARLABGuideSubtitle">
+    <w:name w:val="STARLAB Guide Subtitle"/>
+    <w:basedOn w:val="Normal"/>
+    <w:pPr>
+      <w:keepNext/>
+      <w:spacing w:before="0" w:after="260"/>
+    </w:pPr>
+    <w:rPr>
+      <w:rFonts w:ascii="Arial" w:hAnsi="Arial" w:eastAsia="Arial" w:cs="Arial"/>
+      <w:b/>
+      <w:i w:val="0"/>
+      <w:color w:val="555555"/>
+      <w:sz w:val="21"/>
+    </w:rPr>
+  </w:style>
+  <w:style w:type="paragraph" w:customStyle="1" w:styleId="STARLABLabel">
+    <w:name w:val="STARLAB Label"/>
+    <w:basedOn w:val="Normal"/>
+    <w:pPr>
+      <w:keepNext/>
+      <w:spacing w:before="80" w:after="20"/>
+    </w:pPr>
+    <w:rPr>
+      <w:rFonts w:ascii="Arial" w:hAnsi="Arial" w:eastAsia="Arial" w:cs="Arial"/>
+      <w:b/>
+      <w:i w:val="0"/>
+      <w:color w:val="111111"/>
+      <w:sz w:val="20"/>
+    </w:rPr>
+  </w:style>
+  <w:style w:type="paragraph" w:customStyle="1" w:styleId="STARLABDeckUse">
+    <w:name w:val="STARLAB Deck Use"/>
+    <w:basedOn w:val="Normal"/>
+    <w:pPr>
+      <w:keepLines/>
+      <w:spacing w:before="40" w:after="140"/>
+      <w:ind w:left="187" w:right="115"/>
+    </w:pPr>
+    <w:rPr>
+      <w:rFonts w:ascii="Arial" w:hAnsi="Arial" w:eastAsia="Arial" w:cs="Arial"/>
+      <w:b w:val="0"/>
+      <w:i w:val="0"/>
+      <w:color w:val="111111"/>
+      <w:sz w:val="20"/>
+    </w:rPr>
+  </w:style>
+  <w:style w:type="paragraph" w:customStyle="1" w:styleId="ListBullet">
+    <w:name w:val="List Bullet"/>
+    <w:pPr>
+      <w:spacing w:before="0" w:after="40" w:line="252" w:lineRule="auto"/>
+    </w:pPr>
+    <w:rPr>
+      <w:rFonts w:ascii="Arial" w:hAnsi="Arial" w:eastAsia="Arial" w:cs="Arial"/>
+      <w:b w:val="0"/>
+      <w:i w:val="0"/>
+      <w:color w:val="111111"/>
+      <w:sz w:val="20"/>
+    </w:rPr>
+  </w:style>
+  <w:style w:type="paragraph" w:customStyle="1" w:styleId="ListNumber">
+    <w:name w:val="List Number"/>
+    <w:pPr>
+      <w:spacing w:before="0" w:after="40" w:line="252" w:lineRule="auto"/>
+    </w:pPr>
+    <w:rPr>
+      <w:rFonts w:ascii="Arial" w:hAnsi="Arial" w:eastAsia="Arial" w:cs="Arial"/>
+      <w:b w:val="0"/>
+      <w:i w:val="0"/>
+      <w:color w:val="111111"/>
+      <w:sz w:val="20"/>
+    </w:rPr>
+  </w:style>
+  <w:style w:type="paragraph" w:customStyle="1" w:styleId="footer">
+    <w:name w:val="footer"/>
+    <w:pPr>
+      <w:spacing w:before="0" w:after="0"/>
+    </w:pPr>
+    <w:rPr>
+      <w:rFonts w:ascii="Arial" w:hAnsi="Arial" w:eastAsia="Arial" w:cs="Arial"/>
+      <w:b w:val="0"/>
+      <w:i w:val="0"/>
+      <w:color w:val="555555"/>
+      <w:sz w:val="17"/>
+    </w:rPr>
+  </w:style>
+  <w:style w:type="character" w:customStyle="1" w:styleId="Hyperlink">
+    <w:name w:val="Hyperlink"/>
+    <w:rPr>
+      <w:rFonts w:ascii="Arial" w:hAnsi="Arial" w:eastAsia="Arial" w:cs="Arial"/>
+      <w:b w:val="0"/>
+      <w:i w:val="0"/>
+      <w:color w:val="E31B23"/>
+      <w:sz w:val="20"/>
+      <w:u w:val="single"/>
+    </w:rPr>
+  </w:style>
 </w:styles>
 </file>
 
@@ -15232,34 +15782,34 @@
         <a:sysClr val="window" lastClr="FFFFFF"/>
       </a:lt1>
       <a:dk2>
-        <a:srgbClr val="1F497D"/>
+        <a:srgbClr val="555555"/>
       </a:dk2>
       <a:lt2>
-        <a:srgbClr val="EEECE1"/>
+        <a:srgbClr val="E6E6E6"/>
       </a:lt2>
       <a:accent1>
-        <a:srgbClr val="4F81BD"/>
+        <a:srgbClr val="999999"/>
       </a:accent1>
       <a:accent2>
-        <a:srgbClr val="C0504D"/>
+        <a:srgbClr val="E31B23"/>
       </a:accent2>
       <a:accent3>
-        <a:srgbClr val="9BBB59"/>
+        <a:srgbClr val="999999"/>
       </a:accent3>
       <a:accent4>
-        <a:srgbClr val="8064A2"/>
+        <a:srgbClr val="999999"/>
       </a:accent4>
       <a:accent5>
-        <a:srgbClr val="4BACC6"/>
+        <a:srgbClr val="999999"/>
       </a:accent5>
       <a:accent6>
-        <a:srgbClr val="F79646"/>
+        <a:srgbClr val="999999"/>
       </a:accent6>
       <a:hlink>
-        <a:srgbClr val="0000FF"/>
+        <a:srgbClr val="555555"/>
       </a:hlink>
       <a:folHlink>
-        <a:srgbClr val="800080"/>
+        <a:srgbClr val="555555"/>
       </a:folHlink>
     </a:clrScheme>
     <a:fontScheme name="Office">
